--- a/docs/llmctl/quickstart.docx
+++ b/docs/llmctl/quickstart.docx
@@ -36,7 +36,7 @@
         </w:p>
       </w:sdtContent>
     </w:sdt>
-    <w:bookmarkStart w:id="18" w:name="llmctl-integration--quick-start"/>
+    <w:bookmarkStart w:id="20" w:name="llmctl-integration--quick-start"/>
     <w:p>
       <w:pPr>
         <w:pStyle w:val="Heading1"/>
@@ -953,7 +953,90 @@
       </w:r>
     </w:p>
     <w:bookmarkEnd w:id="17"/>
-    <w:bookmarkEnd w:id="18"/>
+    <w:bookmarkStart w:id="19" w:name="validation-gate-constitution-114277"/>
+    <w:p>
+      <w:pPr>
+        <w:pStyle w:val="Heading2"/>
+      </w:pPr>
+      <w:r>
+        <w:t xml:space="preserve">Validation gate (Constitution §11.4.277)</w:t>
+      </w:r>
+    </w:p>
+    <w:p>
+      <w:pPr>
+        <w:pStyle w:val="FirstParagraph"/>
+      </w:pPr>
+      <w:r>
+        <w:t xml:space="preserve">llmctl validates a model with known-answer suites before decision-bearing use.</w:t>
+      </w:r>
+      <w:r>
+        <w:t xml:space="preserve"> </w:t>
+      </w:r>
+      <w:r>
+        <w:rPr>
+          <w:rStyle w:val="VerbatimChar"/>
+        </w:rPr>
+        <w:t xml:space="preserve">export LLMCTL_VALIDATE_STRICT=1</w:t>
+      </w:r>
+      <w:r>
+        <w:t xml:space="preserve"> </w:t>
+      </w:r>
+      <w:r>
+        <w:t xml:space="preserve">before launching an</w:t>
+      </w:r>
+      <w:r>
+        <w:t xml:space="preserve"> </w:t>
+      </w:r>
+      <w:r>
+        <w:rPr>
+          <w:rStyle w:val="VerbatimChar"/>
+        </w:rPr>
+        <w:t xml:space="preserve">llmctl-&lt;profile&gt;</w:t>
+      </w:r>
+      <w:r>
+        <w:t xml:space="preserve"> </w:t>
+      </w:r>
+      <w:r>
+        <w:t xml:space="preserve">alias</w:t>
+      </w:r>
+      <w:r>
+        <w:t xml:space="preserve"> </w:t>
+      </w:r>
+      <w:r>
+        <w:t xml:space="preserve">to make an UNDETERMINED result stop the launch; check a profile yourself with</w:t>
+      </w:r>
+      <w:r>
+        <w:t xml:space="preserve"> </w:t>
+      </w:r>
+      <w:r>
+        <w:rPr>
+          <w:rStyle w:val="VerbatimChar"/>
+        </w:rPr>
+        <w:t xml:space="preserve">llmctl require-validated vision</w:t>
+      </w:r>
+      <w:r>
+        <w:t xml:space="preserve"> </w:t>
+      </w:r>
+      <w:r>
+        <w:t xml:space="preserve">(exit 0 = fresh PASS). Details and exit codes:</w:t>
+      </w:r>
+      <w:r>
+        <w:t xml:space="preserve"> </w:t>
+      </w:r>
+      <w:hyperlink r:id="rId18">
+        <w:r>
+          <w:rPr>
+            <w:rStyle w:val="Hyperlink"/>
+          </w:rPr>
+          <w:t xml:space="preserve">user-guide §5a</w:t>
+        </w:r>
+      </w:hyperlink>
+      <w:r>
+        <w:t xml:space="preserve">.</w:t>
+      </w:r>
+    </w:p>
+    <w:bookmarkEnd w:id="19"/>
+    <w:bookmarkEnd w:id="20"/>
     <w:sectPr>
       <w:footnotePr>
         <w:numRestart w:val="eachSect"/>
